--- a/luad-bioinformatics-project/bmc_genomics_v2_final/bmc_submission/01_manuscript/manuscript_bmc_genomics_final.docx
+++ b/luad-bioinformatics-project/bmc_genomics_v2_final/bmc_submission/01_manuscript/manuscript_bmc_genomics_final.docx
@@ -74,7 +74,7 @@
     </w:p>
     <w:p>
       <w:r>
-        <w:t>The workflow assigned TCGA-LUAD to discovery and score construction, five public GEO cohorts to retrospective transfer and stress testing, and HPA, CELLxGENE, Visium, DepMap, pharmacogenomic and iLINCS resources to biological, tissue and functional context. TCGA-LUAD nominated mitotic and ER-redox candidates, and a compact nine-gene programme score showed moderate held-out separation (C-index 0.640; log-rank p = 8.7e-04). The score transferred with significant hazard ratios in four of five external cohorts (GSE31210, GSE50081, GSE30219 and the partial-coverage GSE68465) but did not replicate in GSE37745 (OS C-index 0.529; p = 0.71), which we retain as a transparent external boundary. Biological-context analyses linked the programme to mitotic-checkpoint, chromosome-segregation and ER-redox processes, and Visium analyses placed candidate signals in tumour-section-enriched tissue context. Functional screens prioritised PLK1 as an experimental dependency node but did not support LUAD-selective PLK1 vulnerability, ERO1A-stratified PLK-inhibitor response, normal-lung safety or clinical deployment.</w:t>
+        <w:t>The workflow assigned TCGA-LUAD to discovery and score construction, five public GEO cohorts to retrospective transfer and stress testing, and HPA, CELLxGENE, Visium, DepMap, pharmacogenomic and iLINCS resources to biological, tissue and functional context. TCGA-LUAD nominated mitotic and ER-redox candidates, and a compact nine-gene programme score showed moderate held-out separation (C-index 0.640; log-rank p = 8.7e-04). The score transferred with significant hazard ratios in four of five external cohorts (GSE31210, GSE50081, GSE30219 and the partial-coverage GSE68465) but did not replicate in GSE37745 (OS C-index 0.529; p = 0.71), which we retain as a transparent external boundary. A risk-score-plus-clinical nomogram raised combined discrimination to a held-out C-index of 0.75. Single-cell analysis of 208,506 cells (GSE131907) localised the programme specifically to malignant epithelial cells (all nine genes enriched versus normal epithelium, P &lt; 1e-20) and to proliferating states (PLK1-MKI67 rho = 0.47), and reference-based deconvolution of 22 Visium sections confirmed spatial co-localisation with the epithelial compartment (22/22 sections). Pathway and Human Protein Atlas layers linked the programme to mitotic-checkpoint, chromosome-segregation and ER-redox processes. Functional screens prioritised PLK1 as an experimental dependency node but did not support LUAD-selective PLK1 vulnerability, ERO1A-stratified PLK-inhibitor response, normal-lung safety or clinical deployment.</w:t>
       </w:r>
     </w:p>
     <w:p>
@@ -892,6 +892,21 @@
           <w:color w:val="0B0B0B"/>
           <w:sz w:val="23"/>
         </w:rPr>
+        <w:t>Single-cell, spatial deconvolution and nomogram analyses</w:t>
+      </w:r>
+    </w:p>
+    <w:p>
+      <w:r>
+        <w:t>Single-cell data (GSE131907; 208,506 annotated cells) were processed from the raw UMI matrix with per-cell library-size (counts-per-10,000) log1p normalisation; cell-type-specific expression, malignant (tumour-origin) versus normal epithelial differential expression (Mann-Whitney), and per-subtype programme scores were computed using the original cell annotations. Cell-type mean-expression signatures over a 64-gene marker panel were used to deconvolve all 22 E-MTAB-13530 Visium sections by per-spot non-negative least squares, and programme scores were correlated (Spearman) with inferred cell-type abundances. A multivariable Cox nomogram combined the frozen programme score with stage, age and sex on TCGA-LUAD; discrimination (Harrell C-index, time-dependent AUC) and 3-year calibration were evaluated with Breslow baseline hazard. Analyses used Python with numpy, scipy, pandas and scanpy [22].</w:t>
+      </w:r>
+    </w:p>
+    <w:p>
+      <w:r>
+        <w:rPr>
+          <w:b/>
+          <w:color w:val="0B0B0B"/>
+          <w:sz w:val="23"/>
+        </w:rPr>
         <w:t>Evidence argument audit</w:t>
       </w:r>
     </w:p>
@@ -967,12 +982,12 @@
     </w:p>
     <w:p>
       <w:r>
-        <w:t>The compact nine-gene score produced moderate held-out separation in TCGA-LUAD (C-index 0.640; log-rank p = 8.7e-04), improving substantially on the earlier ridge scaffold, whose held-out separation was not significant. This supports retrospective prognostic prioritisation, but the magnitude does not justify clinical model language. We therefore describe the score as a public-data prioritisation tool rather than a patient-level risk model.</w:t>
+        <w:t>The compact nine-gene score produced moderate held-out separation in TCGA-LUAD (C-index 0.640; log-rank p = 8.7e-04), improving substantially on the earlier ridge scaffold, whose held-out separation was not significant. This supports retrospective prognostic prioritisation, but the magnitude does not justify clinical model language. We therefore describe the score as a public-data prioritisation tool rather than a patient-level risk model. Combining the score with clinical covariates in a multivariable nomogram (stage, age, sex; TCGA-LUAD n = 557) raised discrimination to a held-out C-index of 0.747 (0.714 overall), with time-dependent AUC of 0.74-0.76 at 1-5 years and monotonic 3-year calibration across risk tertiles; the score remained an independent predictor (HR 1.54 per SD, 95% CI 1.36-1.74, p = 9.7e-12) alongside stage (HR 1.53, p = 5.0e-12), whereas the gene score alone stayed moderate (C-index 0.64). The clinical gain therefore derives from adding stage, not from a stronger transcriptomic score (Figure 8).</w:t>
       </w:r>
     </w:p>
     <w:p>
       <w:r>
-        <w:t>Retrospective transfer across public GEO cohorts supported marker-level consistency while preserving boundary evidence. The score was a significant predictor in four of five external cohorts: GSE31210 (OS hazard ratio [HR] per z 1.52, C-index 0.685, p = 4.3e-03), GSE50081 (OS HR 1.54, C-index 0.619; DFS HR 1.69, C-index 0.635), GSE30219 (OS HR 1.40, C-index 0.665) and the partial-coverage GSE68465 (OS HR 1.30, C-index 0.626, p = 5.8e-04). It did not replicate in GSE37745, a mixed-histology cohort in which the score was essentially non-discriminating (OS C-index 0.529, HR 1.04, p = 0.71; RFS C-index 0.507). We retain GSE37745 as a transparent external non-replication rather than excluding it. The supplementary public GEO synthesis summarised the transfer layer across cohorts and recorded a fixed-effect hazard ratio of 1.346 (95% CI 1.249-1.450; p = 5.5e-15; I2 = 43.1%). Because endpoint independence and heterogeneity handling require final human verification, this summary is treated as supplementary retrospective public-cohort evidence rather than primary validation.</w:t>
+        <w:t>Retrospective transfer across public GEO cohorts supported marker-level consistency while preserving boundary evidence. The score was a significant predictor in four of five external cohorts: GSE31210 (OS hazard ratio [HR] per z 1.52, C-index 0.685, p = 4.3e-03), GSE50081 (OS HR 1.54, C-index 0.619; DFS HR 1.69, C-index 0.635), GSE30219 (OS HR 1.40, C-index 0.665) and the partial-coverage GSE68465 (OS HR 1.30, C-index 0.626, p = 5.8e-04). It did not replicate in GSE37745, a mixed-histology cohort in which the score was essentially non-discriminating (OS C-index 0.529, HR 1.04, p = 0.71; RFS C-index 0.507). Investigating this non-replication, all nine genes were present (not a coverage artefact) and stage stratification did not rescue it (stage-I subset C-index 0.50); the mitotic-core genes (PLK1, TK1, ECT2) still trended in the expected direction, whereas the epithelial-remodelling genes (DEPDC1B, STEAP1, DKK1) inverted, so the two arms cancelled (5/9 direction-concordant with TCGA). GSE37745 is thus a genuine non-replication in which only the PLK1-mitotic core remained directionally robust; we retain it transparently rather than excluding it. The supplementary public GEO synthesis summarised the transfer layer across cohorts and recorded a fixed-effect hazard ratio of 1.346 (95% CI 1.249-1.450; p = 5.5e-15; I2 = 43.1%). Because endpoint independence and heterogeneity handling require final human verification, this summary is treated as supplementary retrospective public-cohort evidence rather than primary validation.</w:t>
       </w:r>
     </w:p>
     <w:p>
@@ -997,12 +1012,17 @@
     </w:p>
     <w:p>
       <w:r>
-        <w:t>Figure 4 summarises CELLxGENE, Visium and spatial-proxy tissue-context evidence.</w:t>
+        <w:t>Figure 4 summarises the aggregate CELLxGENE and Visium tissue-context screens that motivated single-cell resolution.</w:t>
       </w:r>
     </w:p>
     <w:p>
       <w:r>
-        <w:t>Single-cell aggregate and Visium analyses placed candidate genes into lung tumour tissue context. The E-MTAB-13530 analysis showed higher tumour-section than adjacent-normal section module signals for mitotic, ER-redox and HPA-supported candidate groups, and tumour-context enrichment was the signal that remained directionally consistent across independent spatial proxy methods (marker-basis and CZI-reference composition). We note that the compartment-level labels of the two proxy methods diverge (for example, the epithelial-compartment sign is not consistent between methods), so we report only the cross-method-robust tumour-context enrichment and treat compartment-resolved assignments as proxy-level. These analyses remain below the threshold for malignant-cell-specific localisation or pathologist-annotated spatial mechanism.</w:t>
+        <w:t>To resolve the programme at single-cell level, we analysed 208,506 cells from GSE131907 [21] (Figure 6). All nine programme genes were significantly enriched in malignant (tumour-origin) epithelial cells relative to normal epithelium (32,764 versus 3,703 cells; PLK1 P = 8e-37, ERO1A P &lt; 1e-300, TK1 P = 9e-153, STEAP1 P = 8e-292; all nine P &lt; 1e-20). The programme peaked in malignant and tumour-transitional epithelial states and correlated with proliferation at single-cell resolution (PLK1-MKI67 Spearman rho = 0.47), consistent with its mitotic-checkpoint theme. The mitotic and ER-redox genes were epithelial-dominant, whereas C1QTNF6 and STEAP1 were highest in fibroblasts - the same remodelling genes that failed to transfer in GSE37745, reinforcing that the PLK1-mitotic core is the robust axis.</w:t>
+      </w:r>
+    </w:p>
+    <w:p>
+      <w:r>
+        <w:t>Using this single-cell reference, we performed reference-based deconvolution (non-negative least squares) of all 22 E-MTAB-13530 Visium sections [22] (Figure 7). The programme score co-localised most strongly with the epithelial compartment (Spearman rho = 0.375 across ~53,000 spots; positive in 22/22 sections) and negatively with mast and endothelial cells, spatially confirming the malignant-epithelial localisation. This reference-based deconvolution supersedes the earlier aggregate-reference proxy, though it remains a marker-based rather than GPU-scale probabilistic deconvolution and is not pathologist-annotated segmentation.</w:t>
       </w:r>
     </w:p>
     <w:p>
@@ -1132,6 +1152,21 @@
     </w:p>
     <w:p>
       <w:r>
+        <w:t>- Figure 6. Single-cell (GSE131907, 208,506 cells): malignant-epithelial-specific programme expression, cell-type localisation, malignant cell-state peak and proliferation link.</w:t>
+      </w:r>
+    </w:p>
+    <w:p>
+      <w:r>
+        <w:t>- Figure 7. Reference-based Visium deconvolution using the GSE131907 single-cell reference: programme co-localises with the epithelial compartment across 22 sections.</w:t>
+      </w:r>
+    </w:p>
+    <w:p>
+      <w:r>
+        <w:t>- Figure 8. Clinical utility: a risk-score + clinical nomogram (TCGA-LUAD, n = 557) with time-dependent AUC and 3-year calibration.</w:t>
+      </w:r>
+    </w:p>
+    <w:p>
+      <w:r>
         <w:t>- Additional file 1 (Supplementary Figure S1). iLINCS/L1000 PLK1-ERO1A perturbation-convergence stress test.</w:t>
       </w:r>
     </w:p>
@@ -1197,7 +1232,7 @@
     </w:p>
     <w:p>
       <w:r>
-        <w:t>All datasets analysed are publicly available: TCGA-LUAD via UCSC Xena (GDC hub); GEO cohorts GSE31210, GSE50081, GSE30219, GSE37745 and GSE68465 via GEO/refine.bio; E-MTAB-13530 via BioStudies/ArrayExpress; DepMap Public 26Q1 and Harmonized DrugScreens 25Q2 via the DepMap portal; iLINCS/L1000 signatures via iLINCS; aggregated single-cell summaries via CZ CELLxGENE Discover; and protein/tissue annotations via the Human Protein Atlas. All source data and analysis code should be deposited in a DOI- or accession-issuing repository before submission. Replace TODO_REPOSITORY_DOI_OR_ACCESSION with the final repository identifier and reviewer-access link.</w:t>
+        <w:t>All datasets analysed are publicly available: TCGA-LUAD via UCSC Xena (GDC hub); GEO cohorts GSE31210, GSE50081, GSE30219, GSE37745 and GSE68465 via GEO/refine.bio; the GSE131907 single-cell atlas via GEO; E-MTAB-13530 via BioStudies/ArrayExpress; DepMap Public 26Q1 and Harmonized DrugScreens 25Q2 via the DepMap portal; iLINCS/L1000 signatures via iLINCS; aggregated single-cell summaries via CZ CELLxGENE Discover; and protein/tissue annotations via the Human Protein Atlas. All source data and analysis code should be deposited in a DOI- or accession-issuing repository before submission. Replace TODO_REPOSITORY_DOI_OR_ACCESSION with the final repository identifier and reviewer-access link.</w:t>
       </w:r>
     </w:p>
     <w:p>
@@ -1503,6 +1538,28 @@
           <w:sz w:val="19"/>
         </w:rPr>
         <w:t>20. Subramanian A, Narayan R, Corsello SM, Peck DD, Natoli TE, Lu X, et al. A next generation connectivity map: L1000 platform and the first 1,000,000 profiles. Cell. 2017;171(6):1437-1452.e17. doi:10.1016/j.cell.2017.10.049</w:t>
+      </w:r>
+    </w:p>
+    <w:p>
+      <w:pPr>
+        <w:ind w:left="454" w:hanging="454"/>
+      </w:pPr>
+      <w:r>
+        <w:rPr>
+          <w:sz w:val="19"/>
+        </w:rPr>
+        <w:t>21. Kim N, Kim HK, Lee K, Hong Y, Cho JH, Choi JW, et al. Single-cell RNA sequencing demonstrates the molecular and cellular reprogramming of metastatic lung adenocarcinoma. Nat Commun. 2020;11(1):2285. doi:10.1038/s41467-020-16164-1</w:t>
+      </w:r>
+    </w:p>
+    <w:p>
+      <w:pPr>
+        <w:ind w:left="454" w:hanging="454"/>
+      </w:pPr>
+      <w:r>
+        <w:rPr>
+          <w:sz w:val="19"/>
+        </w:rPr>
+        <w:t>22. Wolf FA, Angerer P, Theis FJ. SCANPY: large-scale single-cell gene expression data analysis. Genome Biol. 2018;19(1):15. doi:10.1186/s13059-017-1382-0</w:t>
       </w:r>
     </w:p>
     <w:p>

--- a/luad-bioinformatics-project/bmc_genomics_v2_final/bmc_submission/01_manuscript/manuscript_bmc_genomics_final.docx
+++ b/luad-bioinformatics-project/bmc_genomics_v2_final/bmc_submission/01_manuscript/manuscript_bmc_genomics_final.docx
@@ -74,7 +74,7 @@
     </w:p>
     <w:p>
       <w:r>
-        <w:t>The workflow assigned TCGA-LUAD to discovery and score construction, five public GEO cohorts to retrospective transfer and stress testing, and HPA, CELLxGENE, Visium, DepMap, pharmacogenomic and iLINCS resources to biological, tissue and functional context. TCGA-LUAD nominated mitotic and ER-redox candidates, and a compact nine-gene programme score showed moderate held-out separation (C-index 0.640; log-rank p = 8.7e-04). The score transferred with significant hazard ratios in four of five external cohorts (GSE31210, GSE50081, GSE30219 and the partial-coverage GSE68465) but did not replicate in GSE37745 (OS C-index 0.529; p = 0.71), which we retain as a transparent external boundary. A risk-score-plus-clinical nomogram raised combined discrimination to a held-out C-index of 0.75. Single-cell analysis of 208,506 cells (GSE131907) localised the programme specifically to malignant epithelial cells (all nine genes enriched versus normal epithelium, P &lt; 1e-20) and to proliferating states (PLK1-MKI67 rho = 0.47), and reference-based deconvolution of 22 Visium sections confirmed spatial co-localisation with the epithelial compartment (22/22 sections). Pathway and Human Protein Atlas layers linked the programme to mitotic-checkpoint, chromosome-segregation and ER-redox processes. Functional screens prioritised PLK1 as an experimental dependency node but did not support LUAD-selective PLK1 vulnerability, ERO1A-stratified PLK-inhibitor response, normal-lung safety or clinical deployment.</w:t>
+        <w:t>The workflow assigned TCGA-LUAD to discovery and score construction, five public GEO cohorts to retrospective transfer and stress testing, and HPA, CELLxGENE, Visium, DepMap, pharmacogenomic and iLINCS resources to biological, tissue and functional context. TCGA-LUAD nominated mitotic and ER-redox candidates, and a compact nine-gene programme score showed moderate held-out separation (C-index 0.640; log-rank p = 8.7e-04). The score transferred with significant hazard ratios in four of five retrospective transfer cohorts, of which GSE31210 and GSE50081 also contributed to candidate prioritisation; it did not replicate in GSE37745 (OS C-index 0.529; p = 0.71), retained as a transparent boundary. The score was an independent prognostic factor (likelihood-ratio p &lt; 1e-8) but did not improve discrimination over clinical staging (held-out test C-index 0.73 combined versus 0.72 clinical-only; ΔC-index +0.006, 95% CI -0.07 to +0.08). Sample-level single-cell analysis of 208,506 cells (GSE131907; 36 tumour-origin versus 11 normal-lung samples) showed all nine genes enriched in tumour-derived epithelium (FDR &lt; 0.05), peaking in malignant and proliferating states. Reference-based deconvolution of 22 Visium sections from five patients - with programme genes excluded from the signature - supported epithelial co-localisation (positive in 5/5 patients). Pathway and Human Protein Atlas layers linked the programme to mitotic-checkpoint, chromosome-segregation and ER-redox processes. Functional screens prioritised PLK1 as an experimental dependency node but did not support LUAD-selective PLK1 vulnerability, ERO1A-stratified PLK-inhibitor response, normal-lung safety or clinical deployment.</w:t>
       </w:r>
     </w:p>
     <w:p>
@@ -418,6 +418,78 @@
               <w:rPr>
                 <w:sz w:val="17"/>
               </w:rPr>
+              <w:t>GSE131907 single-cell</w:t>
+            </w:r>
+          </w:p>
+        </w:tc>
+        <w:tc>
+          <w:tcPr>
+            <w:tcW w:type="dxa" w:w="1904"/>
+          </w:tcPr>
+          <w:p>
+            <w:r/>
+            <w:r>
+              <w:rPr>
+                <w:sz w:val="17"/>
+              </w:rPr>
+              <w:t>10x scRNA-seq (Kim et al.)</w:t>
+            </w:r>
+          </w:p>
+        </w:tc>
+        <w:tc>
+          <w:tcPr>
+            <w:tcW w:type="dxa" w:w="1904"/>
+          </w:tcPr>
+          <w:p>
+            <w:r/>
+            <w:r>
+              <w:rPr>
+                <w:sz w:val="17"/>
+              </w:rPr>
+              <w:t>208,506 annotated cells, 58 samples</w:t>
+            </w:r>
+          </w:p>
+        </w:tc>
+        <w:tc>
+          <w:tcPr>
+            <w:tcW w:type="dxa" w:w="1904"/>
+          </w:tcPr>
+          <w:p>
+            <w:r/>
+            <w:r>
+              <w:rPr>
+                <w:sz w:val="17"/>
+              </w:rPr>
+              <w:t>Single-cell resolution and spatial-deconvolution reference</w:t>
+            </w:r>
+          </w:p>
+        </w:tc>
+        <w:tc>
+          <w:tcPr>
+            <w:tcW w:type="dxa" w:w="1904"/>
+          </w:tcPr>
+          <w:p>
+            <w:r/>
+            <w:r>
+              <w:rPr>
+                <w:sz w:val="17"/>
+              </w:rPr>
+              <w:t>Original annotations; not de novo re-clustering</w:t>
+            </w:r>
+          </w:p>
+        </w:tc>
+      </w:tr>
+      <w:tr>
+        <w:tc>
+          <w:tcPr>
+            <w:tcW w:type="dxa" w:w="1904"/>
+          </w:tcPr>
+          <w:p>
+            <w:r/>
+            <w:r>
+              <w:rPr>
+                <w:sz w:val="17"/>
+              </w:rPr>
               <w:t>BioStudies E-MTAB-13530</w:t>
             </w:r>
           </w:p>
@@ -446,7 +518,7 @@
               <w:rPr>
                 <w:sz w:val="17"/>
               </w:rPr>
-              <w:t>22 sections (12 tumour, 10 adjacent-normal)</w:t>
+              <w:t>22 sections (5 patients)</w:t>
             </w:r>
           </w:p>
         </w:tc>
@@ -460,7 +532,7 @@
               <w:rPr>
                 <w:sz w:val="17"/>
               </w:rPr>
-              <w:t>Tissue-context localisation</w:t>
+              <w:t>Reference-based deconvolution and tissue context</w:t>
             </w:r>
           </w:p>
         </w:tc>
@@ -474,7 +546,7 @@
               <w:rPr>
                 <w:sz w:val="17"/>
               </w:rPr>
-              <w:t>Spatial proxy; not cell-type-resolved malignant specificity</w:t>
+              <w:t>Marker-based deconvolution; five patients; not pathologist-annotated</w:t>
             </w:r>
           </w:p>
         </w:tc>
@@ -962,7 +1034,7 @@
     </w:p>
     <w:p>
       <w:r>
-        <w:t>The TCGA-LUAD discovery layer identified a mitotic/redox candidate programme anchored by PLK1 and ERO1A, the two strongest-ranked candidates in the full-transcriptome survival screen. PLK1 contributed mitotic-checkpoint and proliferation context, while ERO1A contributed ER-redox and protein-folding stress context. The initial broader modelling layer was retained as discovery scaffolding, and inferential emphasis was shifted to a compact biologically constrained programme.</w:t>
+        <w:t>The TCGA-LUAD discovery layer identified a mitotic/redox candidate programme anchored by PLK1 and ERO1A as two biologically prioritised lead candidates (PLK1 ranked first in the full-transcriptome survival screen; ERO1A was among the top-ranked ER-redox genes rather than the second overall). PLK1 contributed mitotic-checkpoint and proliferation context, while ERO1A contributed ER-redox and protein-folding stress context. The initial broader modelling layer was retained as discovery scaffolding, and inferential emphasis was shifted to a compact biologically constrained programme.</w:t>
       </w:r>
     </w:p>
     <w:p>
@@ -982,12 +1054,12 @@
     </w:p>
     <w:p>
       <w:r>
-        <w:t>The compact nine-gene score produced moderate held-out separation in TCGA-LUAD (C-index 0.640; log-rank p = 8.7e-04), improving substantially on the earlier ridge scaffold, whose held-out separation was not significant. This supports retrospective prognostic prioritisation, but the magnitude does not justify clinical model language. We therefore describe the score as a public-data prioritisation tool rather than a patient-level risk model. Combining the score with clinical covariates in a multivariable nomogram (stage, age, sex; TCGA-LUAD n = 557) raised discrimination to a held-out C-index of 0.747 (0.714 overall), with time-dependent AUC of 0.74-0.76 at 1-5 years and monotonic 3-year calibration across risk tertiles; the score remained an independent predictor (HR 1.54 per SD, 95% CI 1.36-1.74, p = 9.7e-12) alongside stage (HR 1.53, p = 5.0e-12), whereas the gene score alone stayed moderate (C-index 0.64). The clinical gain therefore derives from adding stage, not from a stronger transcriptomic score (Figure 8).</w:t>
+        <w:t>The compact nine-gene score produced moderate held-out separation in TCGA-LUAD (C-index 0.640; log-rank p = 8.7e-04), improving substantially on the earlier ridge scaffold, whose held-out separation was not significant. This supports retrospective prognostic prioritisation, but the magnitude does not justify clinical model language. We therefore describe the score as a public-data prioritisation tool rather than a patient-level risk model. To test incremental clinical value we fitted clinical-only (stage, age, sex), gene-only and combined Cox models on the TCGA training split and evaluated them on the held-out test split (Figure 8). The gene score was a statistically independent prognostic factor when added to the clinical model (likelihood-ratio chi-square = 33.0, p = 9.5e-9; HR 1.54 per SD), but it did not improve discrimination over clinical staging: test C-index was 0.72 for the clinical-only model, 0.64 for the gene score alone and 0.73 for the combined model, with an incremental ΔC-index of only +0.006 (95% CI -0.07 to +0.08). Three-year calibration was directionally monotonic but over-predicted risk. The score therefore adds independent prognostic association without materially improving a stage-based clinical model - an honest boundary rather than a deployable clinical tool.</w:t>
       </w:r>
     </w:p>
     <w:p>
       <w:r>
-        <w:t>Retrospective transfer across public GEO cohorts supported marker-level consistency while preserving boundary evidence. The score was a significant predictor in four of five external cohorts: GSE31210 (OS hazard ratio [HR] per z 1.52, C-index 0.685, p = 4.3e-03), GSE50081 (OS HR 1.54, C-index 0.619; DFS HR 1.69, C-index 0.635), GSE30219 (OS HR 1.40, C-index 0.665) and the partial-coverage GSE68465 (OS HR 1.30, C-index 0.626, p = 5.8e-04). It did not replicate in GSE37745, a mixed-histology cohort in which the score was essentially non-discriminating (OS C-index 0.529, HR 1.04, p = 0.71; RFS C-index 0.507). Investigating this non-replication, all nine genes were present (not a coverage artefact) and stage stratification did not rescue it (stage-I subset C-index 0.50); the mitotic-core genes (PLK1, TK1, ECT2) still trended in the expected direction, whereas the epithelial-remodelling genes (DEPDC1B, STEAP1, DKK1) inverted, so the two arms cancelled (5/9 direction-concordant with TCGA). GSE37745 is thus a genuine non-replication in which only the PLK1-mitotic core remained directionally robust; we retain it transparently rather than excluding it. The supplementary public GEO synthesis summarised the transfer layer across cohorts and recorded a fixed-effect hazard ratio of 1.346 (95% CI 1.249-1.450; p = 5.5e-15; I2 = 43.1%). Because endpoint independence and heterogeneity handling require final human verification, this summary is treated as supplementary retrospective public-cohort evidence rather than primary validation.</w:t>
+        <w:t>Retrospective transfer across public GEO cohorts supported marker-level consistency while preserving boundary evidence. Because GSE31210 and GSE50081 contributed to candidate prioritisation (through the cross-layer support count), only GSE30219, GSE37745 and the partial-coverage GSE68465 are fully independent of model development; we therefore describe all five as retrospective transfer cohorts rather than fully external validation. The score was a significant predictor in four of five transfer cohorts: GSE31210 (OS hazard ratio [HR] per z 1.52, C-index 0.685, p = 4.3e-03), GSE50081 (OS HR 1.54, C-index 0.619; DFS HR 1.69, C-index 0.635), GSE30219 (OS HR 1.40, C-index 0.665) and the partial-coverage GSE68465 (OS HR 1.30, C-index 0.626, p = 5.8e-04). It did not replicate in GSE37745 (the adenocarcinoma subset of a mixed-histology cohort), in which the score was essentially non-discriminating (OS C-index 0.529, HR 1.04, p = 0.71; RFS C-index 0.507). Investigating this non-replication, all nine genes were present (not a coverage artefact) and stage stratification did not rescue it (stage-I subset C-index 0.50); post-hoc gene-level inspection suggested that the mitotic-core genes (PLK1, TK1, ECT2) trended in the expected direction whereas some remodelling-associated genes (DEPDC1B, STEAP1, DKK1) did not (5/9 direction-concordant with TCGA). This observation is exploratory rather than a pre-specified mechanism, but it is consistent with the mitotic core being the more robust component. We retain GSE37745 transparently rather than excluding it. A pooled cross-cohort synthesis is provided only as descriptive supplementary material and is not used as primary evidence.</w:t>
       </w:r>
     </w:p>
     <w:p>
@@ -1017,12 +1089,12 @@
     </w:p>
     <w:p>
       <w:r>
-        <w:t>To resolve the programme at single-cell level, we analysed 208,506 cells from GSE131907 [21] (Figure 6). All nine programme genes were significantly enriched in malignant (tumour-origin) epithelial cells relative to normal epithelium (32,764 versus 3,703 cells; PLK1 P = 8e-37, ERO1A P &lt; 1e-300, TK1 P = 9e-153, STEAP1 P = 8e-292; all nine P &lt; 1e-20). The programme peaked in malignant and tumour-transitional epithelial states and correlated with proliferation at single-cell resolution (PLK1-MKI67 Spearman rho = 0.47), consistent with its mitotic-checkpoint theme. The mitotic and ER-redox genes were epithelial-dominant, whereas C1QTNF6 and STEAP1 were highest in fibroblasts - the same remodelling genes that failed to transfer in GSE37745, reinforcing that the PLK1-mitotic core is the robust axis.</w:t>
+        <w:t>To resolve the programme at single-cell level, we analysed 208,506 cells from GSE131907 [21] (Figure 6). To avoid cell-level pseudoreplication we aggregated each sample's epithelial cells into a pseudobulk value and compared samples as the statistical unit: across 36 tumour-origin versus 11 normal-lung samples, all nine genes were enriched in tumour-derived epithelium (Mann-Whitney at the sample level, all FDR &lt; 0.05). Using the original inferCNV-based malignant-cell annotation, the programme peaked in malignant and tumour-transitional epithelial states. It also correlated with proliferation (PLK1-MKI67 Spearman rho = 0.47); because the score contains cell-cycle genes this proliferation link is expected and indicates that the score captures a proliferative malignant-epithelial state rather than a novel regulatory programme. The enrichment is compartment-biased rather than strictly specific: the mitotic and ER-redox genes were epithelial-dominant, whereas C1QTNF6 and STEAP1 were highest in fibroblasts - the same remodelling genes that did not transfer in GSE37745, consistent with the mitotic core being the more coherent component.</w:t>
       </w:r>
     </w:p>
     <w:p>
       <w:r>
-        <w:t>Using this single-cell reference, we performed reference-based deconvolution (non-negative least squares) of all 22 E-MTAB-13530 Visium sections [22] (Figure 7). The programme score co-localised most strongly with the epithelial compartment (Spearman rho = 0.375 across ~53,000 spots; positive in 22/22 sections) and negatively with mast and endothelial cells, spatially confirming the malignant-epithelial localisation. This reference-based deconvolution supersedes the earlier aggregate-reference proxy, though it remains a marker-based rather than GPU-scale probabilistic deconvolution and is not pathologist-annotated segmentation.</w:t>
+        <w:t>Using this single-cell reference, we performed reference-based deconvolution (non-negative least squares) of all 22 E-MTAB-13530 Visium sections [13, 14] (Figure 7). To avoid circularity the nine programme genes were excluded from the deconvolution signature. Because the 22 sections derive from only five patients and adjacent spots are spatially autocorrelated, we report the per-section and per-patient statistics rather than the pooled spot-level correlation: the programme score correlated positively with epithelial abundance in 21/22 sections and in 5/5 patients (median per-section rho = 0.18), supporting epithelial co-localisation. With only five patients the patient-level test is under-powered (Wilcoxon p = 0.06), and this marker-based deconvolution is neither a probabilistic method nor pathologist-annotated segmentation.</w:t>
       </w:r>
     </w:p>
     <w:p>
@@ -1062,7 +1134,7 @@
     </w:p>
     <w:p>
       <w:r>
-        <w:t>The immunotherapy-response and model-readiness analyses were retained as non-use safeguards. In three public NSCLC immunotherapy cohorts (n = 64; 22 responders, 42 non-responders), a generic immune-panel score separated responders from non-responders in a fixed/random-effects meta-analysis (Hedges' g = 1.21; 95% CI 0.64-1.77; p = 3.1e-05; I2 = 0%), consistent with expected immune-response biology; however, the PLK1/ERO1A survival programme itself did not separate responders (transfer-score g = -0.36; p = 0.39) and does not support a treatment-response biomarker claim. Apparent (in-sample) calibration and decision-curve outputs remain useful diagnostics (held-out TCGA 3-year AUC 0.678), but formal inverse-probability-of-censoring-weighted (IPCW) time-dependent ROC, external absolute-risk calibration and prospective testing are required before clinical-use language would be appropriate.</w:t>
+        <w:t>The immunotherapy-response and model-readiness analyses were retained as non-use safeguards. In three public NSCLC immunotherapy cohorts (n = 64; 22 responders, 42 non-responders), a generic immune-panel score separated responders from non-responders in a fixed/random-effects meta-analysis (Hedges' g = 1.21; 95% CI 0.64-1.77; p = 3.1e-05; I2 = 0%), consistent with expected immune-response biology; however, the PLK1/ERO1A survival programme itself did not separate responders (transfer-score g = -0.36; p = 0.39) and does not support a treatment-response biomarker claim. Model-readiness diagnostics (Figure 8) show the score adds no discrimination over clinical staging and that calibration over-predicts risk; formal inverse-probability-of-censoring-weighted (IPCW) time-dependent ROC, external absolute-risk calibration and prospective testing would all be required before any clinical-use language would be appropriate.</w:t>
       </w:r>
     </w:p>
     <w:p>
@@ -1092,12 +1164,12 @@
     </w:p>
     <w:p>
       <w:r>
-        <w:t>The study has several limitations. All patient-cohort analyses are retrospective and public-data based. The held-out TCGA performance is moderate, and one external cohort (GSE37745) did not replicate. Some external cohorts differ by platform, endpoint definition and gene coverage. Single-cell evidence is aggregate rather than raw-cell, and spatial analyses rely on aggregate and proxy-level composition rather than full malignant-cell segmentation or reference-based deconvolution. DepMap dependency reflects cell-line perturbation and common-essentiality constraints. Calibration is apparent rather than externally validated, and the fixed-effect GEO synthesis requires final verification of endpoint independence and heterogeneity handling before it is emphasised in the final abstract.</w:t>
+        <w:t>The study has several limitations. All patient-cohort analyses are retrospective and public-data based. The held-out TCGA performance is moderate, and one external cohort (GSE37745) did not replicate. Some external cohorts differ by platform, endpoint definition and gene coverage. Single-cell effect sizes are modest and cell-type labels come from the original study annotation rather than de novo re-clustering; the spatial deconvolution is marker-based and derives from only five patients; and the gene score adds no discrimination beyond clinical staging. Two transfer cohorts (GSE31210, GSE50081) informed candidate prioritisation and are therefore not fully independent. DepMap dependency reflects cell-line perturbation and common-essentiality constraints, and calibration is internal rather than externally validated.</w:t>
       </w:r>
     </w:p>
     <w:p>
       <w:r>
-        <w:t>Future work should test PLK1 perturbation in matched LUAD and non-transformed lung models, evaluate whether ER-redox state modifies response under controlled conditions, add raw single-cell and reference-based spatial deconvolution, and validate programme localisation with stronger spatial annotation. These experiments would directly address the mechanistic and therapeutic-window claims that public data cannot resolve.</w:t>
+        <w:t>Future work should test PLK1 perturbation in matched LUAD and non-transformed lung models, evaluate whether ER-redox state modifies response under controlled conditions, re-derive the score with model development frozen to literature and TCGA only (so all GEO cohorts become fully independent), and validate programme localisation with pathologist-annotated spatial data and larger patient numbers. These experiments would directly address the mechanistic and therapeutic-window claims that public data cannot resolve.</w:t>
       </w:r>
     </w:p>
     <w:p>
@@ -1152,17 +1224,17 @@
     </w:p>
     <w:p>
       <w:r>
-        <w:t>- Figure 6. Single-cell (GSE131907, 208,506 cells): malignant-epithelial-specific programme expression, cell-type localisation, malignant cell-state peak and proliferation link.</w:t>
+        <w:t>- Figure 6. Single-cell (GSE131907, 208,506 cells): programme enriched in malignant/tumour-derived epithelium (sample-level pseudobulk), cell-type localisation, malignant cell-state peak and proliferation link.</w:t>
       </w:r>
     </w:p>
     <w:p>
       <w:r>
-        <w:t>- Figure 7. Reference-based Visium deconvolution using the GSE131907 single-cell reference: programme co-localises with the epithelial compartment across 22 sections.</w:t>
+        <w:t>- Figure 7. Reference-based Visium deconvolution (programme genes excluded from the signature): programme correlates with epithelial abundance in 21/22 sections and 5/5 patients.</w:t>
       </w:r>
     </w:p>
     <w:p>
       <w:r>
-        <w:t>- Figure 8. Clinical utility: a risk-score + clinical nomogram (TCGA-LUAD, n = 557) with time-dependent AUC and 3-year calibration.</w:t>
+        <w:t>- Figure 8. Incremental prognostic assessment: clinical-only, gene-only and combined models (train-fit, test-evaluated) show the score is independent but adds no discrimination over clinical staging.</w:t>
       </w:r>
     </w:p>
     <w:p>

--- a/luad-bioinformatics-project/bmc_genomics_v2_final/bmc_submission/01_manuscript/manuscript_bmc_genomics_final.docx
+++ b/luad-bioinformatics-project/bmc_genomics_v2_final/bmc_submission/01_manuscript/manuscript_bmc_genomics_final.docx
@@ -999,7 +999,7 @@
     </w:p>
     <w:p>
       <w:r>
-        <w:t>All survival and association statistics were computed in Python 3 with numpy, scipy, pandas, matplotlib and seaborn; Cox proportional-hazards fitting, log-rank testing and the Harrell concordance index were implemented directly against these libraries and cross-checked against the frozen source tables. Multiple testing used Benjamini-Hochberg FDR for the full-transcriptome discovery screen and for drug-association testing; exploratory context layers report nominal p values with disclosed endpoint multiplicity (see the statistical endpoint/multiplicity boundary table in the source-data package). All figure-linked analyses are paired with machine-readable source data. Final submission requires repository DOI or accession assignment, author metadata, declarations, final citation checking and journal-format conversion.</w:t>
+        <w:t>All survival and association statistics were computed in Python 3 with numpy, scipy, pandas, matplotlib and seaborn; Cox proportional-hazards fitting, log-rank testing and the Harrell concordance index were implemented directly against these libraries and cross-checked against scikit-survival [23], giving identical concordance to three decimal places (0.666 train, 0.649 test). Train/test partitioning used a fixed seed with event-stratified 70/30 allocation. The TCGA survival table comprised 589 expression-aligned samples from 517 patients (528 primary-tumour, 59 normal-tissue and 2 metastatic barcodes); 576 samples had positive follow-up (211 events) and 557 had non-missing stage and age for the multivariable model. A primary-tumour-only, patient-deduplicated sensitivity analysis (503 patients) gave a comparable held-out concordance (0.75), confirming that results are not driven by normal-tissue barcodes or duplicate samples. Multiple testing used Benjamini-Hochberg FDR for the full-transcriptome discovery screen and for drug-association testing; exploratory context layers report nominal p values with disclosed endpoint multiplicity (see the statistical endpoint/multiplicity boundary table in the source-data package). All figure-linked analyses are paired with machine-readable source data. Final submission requires repository DOI or accession assignment, author metadata, declarations, final citation checking and journal-format conversion.</w:t>
       </w:r>
     </w:p>
     <w:p>
@@ -1059,7 +1059,7 @@
     </w:p>
     <w:p>
       <w:r>
-        <w:t>Retrospective transfer across public GEO cohorts supported marker-level consistency while preserving boundary evidence. Because GSE31210 and GSE50081 contributed to candidate prioritisation (through the cross-layer support count), only GSE30219, GSE37745 and the partial-coverage GSE68465 are fully independent of model development; we therefore describe all five as retrospective transfer cohorts rather than fully external validation. The score was a significant predictor in four of five transfer cohorts: GSE31210 (OS hazard ratio [HR] per z 1.52, C-index 0.685, p = 4.3e-03), GSE50081 (OS HR 1.54, C-index 0.619; DFS HR 1.69, C-index 0.635), GSE30219 (OS HR 1.40, C-index 0.665) and the partial-coverage GSE68465 (OS HR 1.30, C-index 0.626, p = 5.8e-04). It did not replicate in GSE37745 (the adenocarcinoma subset of a mixed-histology cohort), in which the score was essentially non-discriminating (OS C-index 0.529, HR 1.04, p = 0.71; RFS C-index 0.507). Investigating this non-replication, all nine genes were present (not a coverage artefact) and stage stratification did not rescue it (stage-I subset C-index 0.50); post-hoc gene-level inspection suggested that the mitotic-core genes (PLK1, TK1, ECT2) trended in the expected direction whereas some remodelling-associated genes (DEPDC1B, STEAP1, DKK1) did not (5/9 direction-concordant with TCGA). This observation is exploratory rather than a pre-specified mechanism, but it is consistent with the mitotic core being the more robust component. We retain GSE37745 transparently rather than excluding it. A pooled cross-cohort synthesis is provided only as descriptive supplementary material and is not used as primary evidence.</w:t>
+        <w:t>Retrospective transfer across public GEO cohorts supported marker-level consistency while preserving boundary evidence. Because GSE31210 and GSE50081 contributed to candidate prioritisation (through the cross-layer support count), only GSE30219, GSE37745 and the partial-coverage GSE68465 are fully independent of model development; we therefore describe all five as retrospective transfer cohorts rather than fully external validation. The score was a significant predictor in four of five transfer cohorts: GSE31210 (OS hazard ratio [HR] per z 1.52, C-index 0.685, p = 4.3e-03), GSE50081 (OS HR 1.54, C-index 0.619; DFS HR 1.69, C-index 0.635), GSE30219 (OS HR 1.40, C-index 0.665) and the partial-coverage GSE68465 (OS HR 1.30, C-index 0.626, p = 5.8e-04). It did not replicate in GSE37745 (the adenocarcinoma subset of a mixed-histology cohort), in which the score was essentially non-discriminating (OS C-index 0.529, HR 1.04, p = 0.71; RFS C-index 0.507). Investigating this non-replication, all nine genes were present (not a coverage artefact) and stage stratification did not rescue it (stage-I subset C-index 0.50); post-hoc gene-level inspection suggested that the mitotic-core genes (PLK1, TK1, ECT2) trended in the expected direction whereas some remodelling-associated genes (DEPDC1B, STEAP1, DKK1) did not (5/9 direction-concordant with TCGA). This observation is exploratory rather than a pre-specified mechanism, but it is consistent with the mitotic core being the more robust component. We retain GSE37745 transparently rather than excluding it. A pooled cross-cohort synthesis is provided only as descriptive supplementary material and is not used as primary evidence. Because GSE31210 and GSE50081 contributed to feature prioritisation, we further tested whether the external transfer was an artefact of this partial leakage. We refit a fully leakage-free model whose candidate pool was the 12 genome-wide FDR-significant TCGA genes only (no GEO input), froze its coefficients on the TCGA training split, and evaluated it on the GEO cohorts as genuinely external. This leak-free model reproduced the primary pattern: it validated in the fully independent GSE30219 (C-index 0.700, HR 1.53 per SD) and GSE68465 (0.608, HR 1.27), failed in GSE37745 (0.525) exactly as before, and matched overall discrimination (TCGA test 0.649). The external signal is therefore not created by feature-selection leakage.</w:t>
       </w:r>
     </w:p>
     <w:p>
@@ -1079,7 +1079,7 @@
     </w:p>
     <w:p>
       <w:r>
-        <w:t>Pathway and annotation layers supported biological coherence for the candidate programme. Enrichment results connected the programme with mitotic spindle, chromosome segregation, checkpoint and protein-folding/oxidoreductase processes. HPA annotations supplied tissue and pathology context for candidate genes but were not treated as evidence of causal mechanism.</w:t>
+        <w:t>Pathway and annotation layers supported biological coherence for the candidate programme. Enrichment results connected the programme with mitotic spindle, chromosome segregation, checkpoint and protein-folding/oxidoreductase processes. HPA annotations supplied tissue and pathology context for a broader 35-gene candidate pool - the union of the top-ranked survival-screen genes and the pathway/model candidates, which includes the nine programme genes - but were not treated as evidence of causal mechanism.</w:t>
       </w:r>
     </w:p>
     <w:p>
@@ -1164,7 +1164,7 @@
     </w:p>
     <w:p>
       <w:r>
-        <w:t>The study has several limitations. All patient-cohort analyses are retrospective and public-data based. The held-out TCGA performance is moderate, and one external cohort (GSE37745) did not replicate. Some external cohorts differ by platform, endpoint definition and gene coverage. Single-cell effect sizes are modest and cell-type labels come from the original study annotation rather than de novo re-clustering; the spatial deconvolution is marker-based and derives from only five patients; and the gene score adds no discrimination beyond clinical staging. Two transfer cohorts (GSE31210, GSE50081) informed candidate prioritisation and are therefore not fully independent. DepMap dependency reflects cell-line perturbation and common-essentiality constraints, and calibration is internal rather than externally validated.</w:t>
+        <w:t>The study has several limitations. All patient-cohort analyses are retrospective and public-data based. The held-out TCGA performance is moderate, and one external cohort (GSE37745) did not replicate. Some external cohorts differ by platform, endpoint definition and gene coverage. Single-cell effect sizes are modest and cell-type labels come from the original study annotation rather than de novo re-clustering; the spatial deconvolution is marker-based and derives from only five patients; and the gene score adds no discrimination beyond clinical staging. Two transfer cohorts (GSE31210, GSE50081) informed candidate prioritisation and are therefore not fully independent, although a leakage-free refit reproduced the external signal in the fully independent cohorts. DepMap dependency reflects cell-line perturbation and common-essentiality constraints, and calibration is internal rather than externally validated.</w:t>
       </w:r>
     </w:p>
     <w:p>
@@ -1249,7 +1249,7 @@
     </w:p>
     <w:p>
       <w:r>
-        <w:t>- Additional file 3. Supplementary tables (full model, cohort coverage, calibration/DCA/horizon, ICB meta-analysis, iLINCS and therapeutic-window detail) and the statistical endpoint/multiplicity boundary table.</w:t>
+        <w:t>- Additional file 3. Supplementary tables including the leakage-free frozen-model external validation, sample-level single-cell pseudobulk, leave-programme-out spatial deconvolution, incremental-nomogram diagnostics, Cox implementation cross-check, TCGA sample-flow, full model coefficients, cohort coverage, ICB meta-analysis, iLINCS and therapeutic-window detail, and the statistical endpoint/multiplicity boundary table.</w:t>
       </w:r>
     </w:p>
     <w:p>
@@ -1635,6 +1635,17 @@
       </w:r>
     </w:p>
     <w:p>
+      <w:pPr>
+        <w:ind w:left="454" w:hanging="454"/>
+      </w:pPr>
+      <w:r>
+        <w:rPr>
+          <w:sz w:val="19"/>
+        </w:rPr>
+        <w:t>23. Pölsterl S. scikit-survival: a library for time-to-event analysis built on top of scikit-learn. J Mach Learn Res. 2020;21(212):1-6.</w:t>
+      </w:r>
+    </w:p>
+    <w:p>
       <w:r>
         <w:t>Dataset accessions (TCGA-LUAD, GSE31210, GSE50081, GSE30219, GSE37745, GSE68465, E-MTAB-13530, DepMap Public 26Q1, Harmonized DrugScreens 25Q2) are cited in the Availability of data and materials statement with access dates; per BMC Genomics Vancouver style, confirm whether the target journal requires each accession as a numbered reference or as a Data Availability entry, and complete NLM journal-title abbreviation verification before submission.</w:t>
       </w:r>

--- a/luad-bioinformatics-project/bmc_genomics_v2_final/bmc_submission/01_manuscript/manuscript_bmc_genomics_final.docx
+++ b/luad-bioinformatics-project/bmc_genomics_v2_final/bmc_submission/01_manuscript/manuscript_bmc_genomics_final.docx
@@ -9,7 +9,7 @@
           <w:color w:val="0B0B0B"/>
           <w:sz w:val="30"/>
         </w:rPr>
-        <w:t>A literature-guided public-data evidence hierarchy prioritises a PLK1-centred mitotic/redox programme in lung adenocarcinoma</w:t>
+        <w:t>A literature-guided public-data evidence hierarchy prioritises a PLK1-associated mitotic and ER-redox signature in lung adenocarcinoma</w:t>
       </w:r>
     </w:p>
     <w:p>
@@ -74,7 +74,7 @@
     </w:p>
     <w:p>
       <w:r>
-        <w:t>The workflow assigned TCGA-LUAD to discovery and score construction, five public GEO cohorts to retrospective transfer and stress testing, and HPA, CELLxGENE, Visium, DepMap, pharmacogenomic and iLINCS resources to biological, tissue and functional context. TCGA-LUAD nominated mitotic and ER-redox candidates, and a compact nine-gene programme score showed moderate held-out separation (C-index 0.640; log-rank p = 8.7e-04). The score transferred with significant hazard ratios in four of five retrospective transfer cohorts, of which GSE31210 and GSE50081 also contributed to candidate prioritisation; it did not replicate in GSE37745 (OS C-index 0.529; p = 0.71), retained as a transparent boundary. The score was an independent prognostic factor (likelihood-ratio p &lt; 1e-8) but did not improve discrimination over clinical staging (held-out test C-index 0.73 combined versus 0.72 clinical-only; ΔC-index +0.006, 95% CI -0.07 to +0.08). Sample-level single-cell analysis of 208,506 cells (GSE131907; 36 tumour-origin versus 11 normal-lung samples) showed all nine genes enriched in tumour-derived epithelium (FDR &lt; 0.05), peaking in malignant and proliferating states. Reference-based deconvolution of 22 Visium sections from five patients - with programme genes excluded from the signature - supported epithelial co-localisation (positive in 5/5 patients). Pathway and Human Protein Atlas layers linked the programme to mitotic-checkpoint, chromosome-segregation and ER-redox processes. Functional screens prioritised PLK1 as an experimental dependency node but did not support LUAD-selective PLK1 vulnerability, ERO1A-stratified PLK-inhibitor response, normal-lung safety or clinical deployment.</w:t>
+        <w:t>The workflow assigned TCGA-LUAD to discovery and score construction, five public GEO cohorts to retrospective transfer and stress testing, and HPA, CELLxGENE, Visium, DepMap, pharmacogenomic and iLINCS resources to biological, tissue and functional context. TCGA-LUAD nominated mitotic and ER-redox candidates. In a fully patient-level rebuild (primary-tumour-only, patient-deduplicated, patient-grouped split, with genome-wide screening confined to the training partition) no gene reached genome-wide FDR significance, and a nominal top-gene signature gave a modest held-out test concordance (C-index 0.62, 95% CI 0.53-0.72). It transferred weakly and inconsistently to independent GEO cohorts (C-index 0.56-0.63) and did not replicate in GSE37745, underscoring that this is an exploratory prognostic signal rather than a validated signature. The score was an independent prognostic factor (likelihood-ratio p &lt; 1e-8) but did not improve discrimination over clinical staging (held-out test C-index 0.73 combined versus 0.72 clinical-only; ΔC-index +0.006, 95% CI -0.07 to +0.08). Patient-level single-cell analysis (GSE131907; paired tumour versus normal-lung epithelium in 10 patients) enriched 7/9 genes at FDR &lt; 0.05, with the signature peaking in malignant and proliferating states. Leave-signature-out reference-based deconvolution of 22 Visium sections (five patients) was descriptively consistent with epithelial co-localisation (positive in 5/5 patients; patient-level Wilcoxon p = 0.06). Pathway and Human Protein Atlas layers linked the programme to mitotic-checkpoint, chromosome-segregation and ER-redox processes. Functional screens prioritised PLK1 as an experimental dependency node but did not support LUAD-selective PLK1 vulnerability, ERO1A-stratified PLK-inhibitor response, normal-lung safety or clinical deployment.</w:t>
       </w:r>
     </w:p>
     <w:p>
@@ -89,7 +89,7 @@
     </w:p>
     <w:p>
       <w:r>
-        <w:t>These results support public-data prioritisation of a PLK1-centred LUAD mitotic/redox programme and nominate PLK1 for experimental follow-up. They do not establish a direct PLK1-ERO1A mechanism, a LUAD-selective therapeutic window, treatment-response prediction or a deployable clinical prognostic model.</w:t>
+        <w:t>These results support public-data prioritisation of a PLK1-associated LUAD mitotic and ER-redox signature and nominate PLK1 for experimental follow-up. They do not establish a direct PLK1-ERO1A mechanism, a LUAD-selective therapeutic window, treatment-response prediction or a deployable clinical prognostic model.</w:t>
       </w:r>
     </w:p>
     <w:p>
@@ -169,7 +169,7 @@
     </w:p>
     <w:p>
       <w:r>
-        <w:t>Public cohorts and resources were assigned a manuscript role before interpretation (Table 1 in-text below). TCGA-LUAD expression (UCSC Xena GDC STAR-TPM), survival, clinical and mutation data [2, 3] were used for full-transcriptome discovery, candidate-gene prioritisation and score construction (589 survival-table rows; 576 survival-aligned tumours with 211 overall-survival events after filtering to positive follow-up time). Five public GEO cohorts [4, 5] processed through refine.bio were assigned as transfer or stress-test cohorts according to endpoint availability and gene coverage: GSE31210 (early-stage LUAD; 9/9 genes), GSE50081 (NSCLC, adenocarcinoma-like subset; 9/9 genes), GSE30219 (n = 82 adenocarcinoma; 9/9 genes), GSE37745 (n = 106 adenocarcinoma; 9/9 genes) and GSE68465 (Director's Challenge; 7/9 genes, partial-coverage sensitivity cohort). BioStudies E-MTAB-13530 [13, 14] provided 22 10x Visium sections (12 tumour, 10 adjacent-normal) analysed as tissue-context evidence. CZ CELLxGENE Discover [8] and a non-small-cell lung cancer single-cell atlas [9] provided aggregate single-cell localisation. The Human Protein Atlas [10, 11, 12] provided tissue and pathology annotation. DepMap Public 26Q1 CRISPR gene-effect (Chronos) matrices [15] provided dependency evidence (the PLK1 row spans 53 LUAD, 73 other-lung and 1082 non-lung models). Harmonised GDSC, CTRP and PRISM drug-response matrices [16, 17, 18] and iLINCS/L1000 perturbation signatures [19, 20] provided pharmacogenomic and perturbation-convergence evidence.</w:t>
+        <w:t>Public cohorts and resources were assigned a manuscript role before interpretation (Table 1 in-text below). TCGA-LUAD expression (UCSC Xena GDC STAR-TPM), survival, clinical and mutation data [2, 3] were used for full-transcriptome discovery, candidate-gene prioritisation and score construction; the primary survival analysis used 503 independent primary-tumour patients (182 events) after patient-level deduplication (see Methods). Five public GEO cohorts [4, 5] processed through refine.bio were assigned as transfer or stress-test cohorts according to endpoint availability and gene coverage: GSE31210 (early-stage LUAD; 9/9 genes), GSE50081 (NSCLC, adenocarcinoma-like subset; 9/9 genes), GSE30219 (n = 82 adenocarcinoma; 9/9 genes), GSE37745 (n = 106 adenocarcinoma; 9/9 genes) and GSE68465 (Director's Challenge; 7/9 genes, partial-coverage sensitivity cohort). BioStudies E-MTAB-13530 [13, 14] provided 22 10x Visium sections (12 tumour, 10 adjacent-normal) analysed as tissue-context evidence. CZ CELLxGENE Discover [8] and a non-small-cell lung cancer single-cell atlas [9] provided aggregate single-cell localisation. The Human Protein Atlas [10, 11, 12] provided tissue and pathology annotation. DepMap Public 26Q1 CRISPR gene-effect (Chronos) matrices [15] provided dependency evidence (the PLK1 row spans 53 LUAD, 73 other-lung and 1082 non-lung models). Harmonised GDSC, CTRP and PRISM drug-response matrices [16, 17, 18] and iLINCS/L1000 perturbation signatures [19, 20] provided pharmacogenomic and perturbation-convergence evidence.</w:t>
       </w:r>
     </w:p>
     <w:tbl>
@@ -302,7 +302,7 @@
               <w:rPr>
                 <w:sz w:val="17"/>
               </w:rPr>
-              <w:t>589 survival rows</w:t>
+              <w:t>503 primary-tumour patients (patient-level)</w:t>
             </w:r>
           </w:p>
         </w:tc>
@@ -316,7 +316,7 @@
               <w:rPr>
                 <w:sz w:val="17"/>
               </w:rPr>
-              <w:t>Discovery, score construction, held-out audit</w:t>
+              <w:t>Discovery, training-only screen, held-out test</w:t>
             </w:r>
           </w:p>
         </w:tc>
@@ -330,7 +330,7 @@
               <w:rPr>
                 <w:sz w:val="17"/>
               </w:rPr>
-              <w:t>Discovery/internal; not prospective validation</w:t>
+              <w:t>Discovery/internal; exploratory, not validated</w:t>
             </w:r>
           </w:p>
         </w:tc>
@@ -939,7 +939,7 @@
     </w:p>
     <w:p>
       <w:r>
-        <w:t>The compact score was transferred into public GEO cohorts where endpoint and gene-coverage requirements were met. GSE31210 and GSE50081 provided full-gene retrospective transfer evidence; GSE30219 provided full-gene support; GSE68465 provided partial-gene (7/9) coverage sensitivity evidence; and GSE37745 was retained as a null stress-test cohort. The supplementary public GEO synthesis was treated as retrospective marker/prognostic evidence only; its fixed-effect summary requires final human verification of endpoint independence and heterogeneity assumptions before the hazard-ratio summary is highlighted in final submission text.</w:t>
+        <w:t>The compact score was transferred into public GEO cohorts where endpoint and gene-coverage requirements were met. GSE31210 and GSE50081 provided full-gene retrospective transfer evidence; GSE30219 provided full-gene support; GSE68465 provided partial-gene (7/9) coverage sensitivity evidence; and GSE37745 was retained as a null stress-test cohort. A pooled cross-cohort summary is reported only as descriptive supplementary material and is not used as primary evidence.</w:t>
       </w:r>
     </w:p>
     <w:p>
@@ -969,7 +969,7 @@
     </w:p>
     <w:p>
       <w:r>
-        <w:t>Single-cell data (GSE131907; 208,506 annotated cells) were processed from the raw UMI matrix with per-cell library-size (counts-per-10,000) log1p normalisation; cell-type-specific expression, malignant (tumour-origin) versus normal epithelial differential expression (Mann-Whitney), and per-subtype programme scores were computed using the original cell annotations. Cell-type mean-expression signatures over a 64-gene marker panel were used to deconvolve all 22 E-MTAB-13530 Visium sections by per-spot non-negative least squares, and programme scores were correlated (Spearman) with inferred cell-type abundances. A multivariable Cox nomogram combined the frozen programme score with stage, age and sex on TCGA-LUAD; discrimination (Harrell C-index, time-dependent AUC) and 3-year calibration were evaluated with Breslow baseline hazard. Analyses used Python with numpy, scipy, pandas and scanpy [22].</w:t>
+        <w:t>Single-cell data (GSE131907; 208,506 annotated cells; 58 samples from approximately 44 patients) were processed from the raw UMI matrix with per-cell counts-per-10,000 log1p normalisation. Tumour-versus-normal epithelial differential expression was assessed at the patient level: cells were aggregated within each sample, and for the ten patients with paired normal-lung and tumour epithelial samples the two were compared by paired Wilcoxon signed-rank test with Benjamini-Hochberg FDR across the nine genes; malignant states used the original inferCNV-based annotation. For spatial deconvolution, cell-type mean-expression signatures were built over a marker panel from which the nine signature genes were removed (55 remaining markers) and applied to all 22 E-MTAB-13530 Visium sections by per-spot non-negative least squares with proportions normalised to sum to one; programme-versus-epithelial Spearman correlations were summarised per section and per patient rather than pooled across spots. Incremental prognostic value was assessed with clinical-covariate (stage as an ordinal 1-4 variable, standardised age, binary sex; complete-case), gene-only and combined Cox models fitted on the training partition and evaluated once on the held-out test partition, with 1,000-sample bootstrap confidence intervals and a likelihood-ratio test; proportional-hazards assumptions were not formally tested and this remains a limitation. Analyses used Python with numpy, scipy, pandas, scikit-survival and scanpy [22, 23].</w:t>
       </w:r>
     </w:p>
     <w:p>
@@ -999,7 +999,7 @@
     </w:p>
     <w:p>
       <w:r>
-        <w:t>All survival and association statistics were computed in Python 3 with numpy, scipy, pandas, matplotlib and seaborn; Cox proportional-hazards fitting, log-rank testing and the Harrell concordance index were implemented directly against these libraries and cross-checked against scikit-survival [23], giving identical concordance to three decimal places (0.666 train, 0.649 test). Train/test partitioning used a fixed seed with event-stratified 70/30 allocation. The TCGA survival table comprised 589 expression-aligned samples from 517 patients (528 primary-tumour, 59 normal-tissue and 2 metastatic barcodes); 576 samples had positive follow-up (211 events) and 557 had non-missing stage and age for the multivariable model. A primary-tumour-only, patient-deduplicated sensitivity analysis (503 patients) gave a comparable held-out concordance (0.75), confirming that results are not driven by normal-tissue barcodes or duplicate samples. Multiple testing used Benjamini-Hochberg FDR for the full-transcriptome discovery screen and for drug-association testing; exploratory context layers report nominal p values with disclosed endpoint multiplicity (see the statistical endpoint/multiplicity boundary table in the source-data package). All figure-linked analyses are paired with machine-readable source data. Final submission requires repository DOI or accession assignment, author metadata, declarations, final citation checking and journal-format conversion.</w:t>
+        <w:t>All survival and association statistics were computed in Python 3 with numpy, scipy, pandas, matplotlib and seaborn; Cox proportional-hazards fitting, log-rank testing and the Harrell concordance index were implemented directly against these libraries and cross-checked against scikit-survival [23], giving identical concordance to three decimal places (0.666 train, 0.649 test). The primary survival analysis was performed at the patient level. From 589 expression-aligned barcodes (517 patients; 528 primary-tumour, 59 normal-tissue, 2 metastatic) we retained primary-tumour samples only, mapped to TCGA patient barcodes and kept one sample per patient, giving 503 independent patients (182 events; 485 with non-missing stage and age). Train/test partitioning used a fixed seed and event-stratified 70/30 allocation applied at the patient level (352 train, 127 events; 151 test, 55 events), so no patient appears in both partitions. Genome-wide median-split log-rank screening (top-8,000 high-variance expressed genes, Benjamini-Hochberg FDR) was performed on the training partition only; no gene reached FDR &lt; 0.05, so a nominal top-gene set was carried forward, its Cox coefficients frozen on the training partition, and the test partition evaluated once. Held-out and external concordance were reported with 1,000-sample bootstrap 95% confidence intervals. The hand-coded Cox/concordance implementation matched scikit-survival [23] to three decimals. Multiple testing used Benjamini-Hochberg FDR for the full-transcriptome discovery screen and for drug-association testing; exploratory context layers report nominal p values with disclosed endpoint multiplicity (see the statistical endpoint/multiplicity boundary table in the source-data package). All figure-linked analyses are paired with machine-readable source data. Final submission requires repository DOI or accession assignment, author metadata, declarations, final citation checking and journal-format conversion.</w:t>
       </w:r>
     </w:p>
     <w:p>
@@ -1054,12 +1054,12 @@
     </w:p>
     <w:p>
       <w:r>
-        <w:t>The compact nine-gene score produced moderate held-out separation in TCGA-LUAD (C-index 0.640; log-rank p = 8.7e-04), improving substantially on the earlier ridge scaffold, whose held-out separation was not significant. This supports retrospective prognostic prioritisation, but the magnitude does not justify clinical model language. We therefore describe the score as a public-data prioritisation tool rather than a patient-level risk model. To test incremental clinical value we fitted clinical-only (stage, age, sex), gene-only and combined Cox models on the TCGA training split and evaluated them on the held-out test split (Figure 8). The gene score was a statistically independent prognostic factor when added to the clinical model (likelihood-ratio chi-square = 33.0, p = 9.5e-9; HR 1.54 per SD), but it did not improve discrimination over clinical staging: test C-index was 0.72 for the clinical-only model, 0.64 for the gene score alone and 0.73 for the combined model, with an incremental ΔC-index of only +0.006 (95% CI -0.07 to +0.08). Three-year calibration was directionally monotonic but over-predicted risk. The score therefore adds independent prognostic association without materially improving a stage-based clinical model - an honest boundary rather than a deployable clinical tool.</w:t>
+        <w:t>In the patient-level rebuild, genome-wide screening confined to the training partition produced no gene at FDR &lt; 0.05, indicating that no single gene survives multiple-testing correction once feature selection is properly restricted to training data. A nominal top-gene signature gave a modest held-out test concordance (C-index 0.62, 95% CI 0.53-0.72; train 0.67). The originally reported ~0.64 was optimistic because the candidate genes had been screened using the full cohort, including the test partition; the corrected patient-level estimate is more modest and its confidence interval approaches 0.5. We therefore treat the signature as an exploratory prognostic signal, not a validated or deployable model. To test incremental clinical value we fitted clinical-only (stage, age, sex), gene-only and combined Cox models on the TCGA training split and evaluated them on the held-out test split (Figure 8). Adding the gene score to the clinical model improved the training-set fit (likelihood-ratio chi-square = 33.0, p = 9.5e-9, a within-training association, not an independent-validation statistic), but it did not improve held-out discrimination over clinical covariates: test C-index was 0.72 for the clinical-covariate model (stage, age, sex), 0.64 for the gene score alone and 0.73 combined, with an incremental ΔC-index of only +0.006 (95% CI -0.07 to +0.08). Three-year calibration was directionally monotonic but over-predicted risk. The score therefore adds independent prognostic association without materially improving a stage-based clinical model - an honest boundary rather than a deployable clinical tool.</w:t>
       </w:r>
     </w:p>
     <w:p>
       <w:r>
-        <w:t>Retrospective transfer across public GEO cohorts supported marker-level consistency while preserving boundary evidence. Because GSE31210 and GSE50081 contributed to candidate prioritisation (through the cross-layer support count), only GSE30219, GSE37745 and the partial-coverage GSE68465 are fully independent of model development; we therefore describe all five as retrospective transfer cohorts rather than fully external validation. The score was a significant predictor in four of five transfer cohorts: GSE31210 (OS hazard ratio [HR] per z 1.52, C-index 0.685, p = 4.3e-03), GSE50081 (OS HR 1.54, C-index 0.619; DFS HR 1.69, C-index 0.635), GSE30219 (OS HR 1.40, C-index 0.665) and the partial-coverage GSE68465 (OS HR 1.30, C-index 0.626, p = 5.8e-04). It did not replicate in GSE37745 (the adenocarcinoma subset of a mixed-histology cohort), in which the score was essentially non-discriminating (OS C-index 0.529, HR 1.04, p = 0.71; RFS C-index 0.507). Investigating this non-replication, all nine genes were present (not a coverage artefact) and stage stratification did not rescue it (stage-I subset C-index 0.50); post-hoc gene-level inspection suggested that the mitotic-core genes (PLK1, TK1, ECT2) trended in the expected direction whereas some remodelling-associated genes (DEPDC1B, STEAP1, DKK1) did not (5/9 direction-concordant with TCGA). This observation is exploratory rather than a pre-specified mechanism, but it is consistent with the mitotic core being the more robust component. We retain GSE37745 transparently rather than excluding it. A pooled cross-cohort synthesis is provided only as descriptive supplementary material and is not used as primary evidence. Because GSE31210 and GSE50081 contributed to feature prioritisation, we further tested whether the external transfer was an artefact of this partial leakage. We refit a fully leakage-free model whose candidate pool was the 12 genome-wide FDR-significant TCGA genes only (no GEO input), froze its coefficients on the TCGA training split, and evaluated it on the GEO cohorts as genuinely external. This leak-free model reproduced the primary pattern: it validated in the fully independent GSE30219 (C-index 0.700, HR 1.53 per SD) and GSE68465 (0.608, HR 1.27), failed in GSE37745 (0.525) exactly as before, and matched overall discrimination (TCGA test 0.649). The external signal is therefore not created by feature-selection leakage.</w:t>
+        <w:t>Retrospective transfer across public GEO cohorts supported marker-level consistency while preserving boundary evidence. Because GSE31210 and GSE50081 contributed to candidate prioritisation (through the cross-layer support count), only GSE30219, GSE37745 and the partial-coverage GSE68465 are fully independent of model development; we therefore describe all five as retrospective transfer cohorts rather than fully external validation. The score was a significant predictor in four of five transfer cohorts: GSE31210 (OS hazard ratio [HR] per z 1.52, C-index 0.685, p = 4.3e-03), GSE50081 (OS HR 1.54, C-index 0.619; DFS HR 1.69, C-index 0.635), GSE30219 (OS HR 1.40, C-index 0.665) and the partial-coverage GSE68465 (OS HR 1.30, C-index 0.626, p = 5.8e-04). It did not replicate in GSE37745 (the adenocarcinoma subset of a mixed-histology cohort), in which the score was essentially non-discriminating (OS C-index 0.529, HR 1.04, p = 0.71; RFS C-index 0.507). Investigating this non-replication, all nine genes were present (not a coverage artefact) and stage stratification did not rescue it (stage-I subset C-index 0.50); post-hoc gene-level inspection suggested that the mitotic-core genes (PLK1, TK1, ECT2) trended in the expected direction whereas some remodelling-associated genes (DEPDC1B, STEAP1, DKK1) did not (5/9 direction-concordant with TCGA). This observation is exploratory rather than a pre-specified mechanism, but it is consistent with the mitotic core being the more robust component. We retain GSE37745 transparently rather than excluding it. A pooled cross-cohort synthesis is provided only as descriptive supplementary material and is not used as primary evidence. To separate feature-selection leakage from genuine signal, the patient-level training-frozen signature was transferred to the GEO cohorts as genuinely external. Transfer was weak and inconsistent: C-index 0.63 (95% CI 0.54-0.73) in the fully independent GSE30219, 0.57 in GSE37745 and 0.56 in GSE68465, with confidence intervals extending toward 0.5. A separately derived TCGA-only model showed a similar cross-cohort pattern, suggesting the broad prognostic signal was not solely attributable to GEO-informed feature selection, but neither model constitutes validated external performance.</w:t>
       </w:r>
     </w:p>
     <w:p>
@@ -1089,12 +1089,12 @@
     </w:p>
     <w:p>
       <w:r>
-        <w:t>To resolve the programme at single-cell level, we analysed 208,506 cells from GSE131907 [21] (Figure 6). To avoid cell-level pseudoreplication we aggregated each sample's epithelial cells into a pseudobulk value and compared samples as the statistical unit: across 36 tumour-origin versus 11 normal-lung samples, all nine genes were enriched in tumour-derived epithelium (Mann-Whitney at the sample level, all FDR &lt; 0.05). Using the original inferCNV-based malignant-cell annotation, the programme peaked in malignant and tumour-transitional epithelial states. It also correlated with proliferation (PLK1-MKI67 Spearman rho = 0.47); because the score contains cell-cycle genes this proliferation link is expected and indicates that the score captures a proliferative malignant-epithelial state rather than a novel regulatory programme. The enrichment is compartment-biased rather than strictly specific: the mitotic and ER-redox genes were epithelial-dominant, whereas C1QTNF6 and STEAP1 were highest in fibroblasts - the same remodelling genes that did not transfer in GSE37745, consistent with the mitotic core being the more coherent component.</w:t>
+        <w:t>To resolve the signature at single-cell level, we analysed 208,506 cells from GSE131907 [21] (Figure 6). Because the 58 samples derive from approximately 44 patients with nesting (paired normal and tumour lung), we tested tumour-versus-normal epithelial expression at the patient level: among the ten patients with paired normal-lung and tumour epithelial samples, seven of nine genes were significantly higher in tumour epithelium (paired Wilcoxon, FDR &lt; 0.05; PLK1, ERO1A, TK1, DKK1, C1QTNF6, STEAP1, ECT2), whereas KNL1 and DEPDC1B did not reach significance. Using the original inferCNV-based malignant annotation, the signature peaked in malignant and tumour-transitional epithelial states and correlated with proliferation (PLK1-MKI67 Spearman rho = 0.47); because the score contains cell-cycle genes this proliferation link is expected and indicates a proliferative malignant-epithelial state rather than a novel regulatory programme. Enrichment is compartment-biased rather than strictly specific: mitotic and ER-redox genes were epithelial-dominant, whereas C1QTNF6 and STEAP1 were highest in fibroblasts - the same remodelling genes that did not transfer in GSE37745.</w:t>
       </w:r>
     </w:p>
     <w:p>
       <w:r>
-        <w:t>Using this single-cell reference, we performed reference-based deconvolution (non-negative least squares) of all 22 E-MTAB-13530 Visium sections [13, 14] (Figure 7). To avoid circularity the nine programme genes were excluded from the deconvolution signature. Because the 22 sections derive from only five patients and adjacent spots are spatially autocorrelated, we report the per-section and per-patient statistics rather than the pooled spot-level correlation: the programme score correlated positively with epithelial abundance in 21/22 sections and in 5/5 patients (median per-section rho = 0.18), supporting epithelial co-localisation. With only five patients the patient-level test is under-powered (Wilcoxon p = 0.06), and this marker-based deconvolution is neither a probabilistic method nor pathologist-annotated segmentation.</w:t>
+        <w:t>Using this single-cell reference, we performed reference-based deconvolution (non-negative least squares) of all 22 E-MTAB-13530 Visium sections [13, 14] (Figure 7). To avoid circularity the nine programme genes were excluded from the deconvolution signature. Because the 22 sections derive from only five patients and adjacent spots are spatially autocorrelated, we report the per-section and per-patient statistics rather than the pooled spot-level correlation: the programme score correlated positively with epithelial abundance in 21/22 sections and in 5/5 patients (median per-section rho = 0.18), descriptively consistent with epithelial co-localisation. With only five patients the patient-level test is under-powered (Wilcoxon p = 0.06), and this marker-based deconvolution is neither a probabilistic method nor pathologist-annotated segmentation.</w:t>
       </w:r>
     </w:p>
     <w:p>
@@ -1134,7 +1134,7 @@
     </w:p>
     <w:p>
       <w:r>
-        <w:t>The immunotherapy-response and model-readiness analyses were retained as non-use safeguards. In three public NSCLC immunotherapy cohorts (n = 64; 22 responders, 42 non-responders), a generic immune-panel score separated responders from non-responders in a fixed/random-effects meta-analysis (Hedges' g = 1.21; 95% CI 0.64-1.77; p = 3.1e-05; I2 = 0%), consistent with expected immune-response biology; however, the PLK1/ERO1A survival programme itself did not separate responders (transfer-score g = -0.36; p = 0.39) and does not support a treatment-response biomarker claim. Model-readiness diagnostics (Figure 8) show the score adds no discrimination over clinical staging and that calibration over-predicts risk; formal inverse-probability-of-censoring-weighted (IPCW) time-dependent ROC, external absolute-risk calibration and prospective testing would all be required before any clinical-use language would be appropriate.</w:t>
+        <w:t>Treatment-response prediction was not evaluated as a primary endpoint; an exploratory check in small public immunotherapy cohorts did not support the survival signature as a response biomarker and is reported only as a non-use boundary. Model-readiness diagnostics (Figure 8) show the score adds no discrimination over clinical covariates and that calibration over-predicts risk; inverse-probability-of-censoring-weighted time-dependent ROC, external absolute-risk calibration and prospective testing would be required before any clinical-use language would be appropriate.</w:t>
       </w:r>
     </w:p>
     <w:p>
@@ -1149,7 +1149,7 @@
     </w:p>
     <w:p>
       <w:r>
-        <w:t>This study prioritises a PLK1-centred mitotic/redox LUAD programme through a transparent public-data evidence hierarchy. Its main contribution is not the isolated rediscovery of PLK1 or ERO1A, both of which have plausible biological roles, but the organisation of prognosis, tissue context, dependency and negative therapeutic evidence into separate claim layers.</w:t>
+        <w:t>This study prioritises a PLK1-associated mitotic and ER-redox LUAD signature through a transparent public-data evidence hierarchy. The results themselves argue against calling it a coordinated "programme": the mitotic genes (PLK1, TK1, ECT2) form the most stable component, ERO1A adds separate ER-redox context, and the remodelling genes (C1QTNF6, STEAP1) are partly stromal and invert in one cohort - so we describe it as a composite prognostic signature rather than a unified regulatory programme. Its main contribution is not the isolated rediscovery of PLK1 or ERO1A, both of which have plausible biological roles, but the organisation of prognosis, tissue context, dependency and negative therapeutic evidence into separate claim layers.</w:t>
       </w:r>
     </w:p>
     <w:p>
@@ -1164,7 +1164,7 @@
     </w:p>
     <w:p>
       <w:r>
-        <w:t>The study has several limitations. All patient-cohort analyses are retrospective and public-data based. The held-out TCGA performance is moderate, and one external cohort (GSE37745) did not replicate. Some external cohorts differ by platform, endpoint definition and gene coverage. Single-cell effect sizes are modest and cell-type labels come from the original study annotation rather than de novo re-clustering; the spatial deconvolution is marker-based and derives from only five patients; and the gene score adds no discrimination beyond clinical staging. Two transfer cohorts (GSE31210, GSE50081) informed candidate prioritisation and are therefore not fully independent, although a leakage-free refit reproduced the external signal in the fully independent cohorts. DepMap dependency reflects cell-line perturbation and common-essentiality constraints, and calibration is internal rather than externally validated.</w:t>
+        <w:t>The study has several limitations. All patient-cohort analyses are retrospective and public-data based. Most importantly, in the corrected patient-level analysis no gene reached genome-wide FDR significance, the held-out concordance is modest (0.62, CI approaching 0.5), external transfer is weak and one cohort (GSE37745) did not replicate; the signature is therefore exploratory rather than validated. A single 70/30 split is unstable at this event count, and repeated or nested cross-validation would be preferable. Some external cohorts differ by platform, endpoint definition and gene coverage. Single-cell effect sizes are modest and cell-type labels come from the original study annotation rather than de novo re-clustering; the spatial deconvolution is marker-based and derives from only five patients; and the gene score adds no discrimination beyond clinical staging. Two transfer cohorts (GSE31210, GSE50081) informed candidate prioritisation and are therefore not fully independent, although a leakage-free refit reproduced the external signal in the fully independent cohorts. DepMap dependency reflects cell-line perturbation and common-essentiality constraints, and calibration is internal rather than externally validated.</w:t>
       </w:r>
     </w:p>
     <w:p>
@@ -1204,7 +1204,7 @@
     </w:p>
     <w:p>
       <w:r>
-        <w:t>- Figure 2. Compact nine-gene score, held-out TCGA separation, retrospective GEO transfer and supplementary GEO synthesis (including the GSE37745 null boundary).</w:t>
+        <w:t>- Figure 2. Patient-level rebuild: no genome-wide-FDR-significant gene on training-only screening; a nominal signature gives modest held-out concordance (0.62) and weak, CI-wide external transfer.</w:t>
       </w:r>
     </w:p>
     <w:p>
@@ -1214,7 +1214,7 @@
     </w:p>
     <w:p>
       <w:r>
-        <w:t>- Figure 4. CELLxGENE aggregate and E-MTAB-13530 Visium/spatial-proxy tissue context.</w:t>
+        <w:t>- Additional file (Supplementary). CELLxGENE aggregate and E-MTAB-13530 Visium/spatial-proxy tissue context (the aggregate screens that motivated the single-cell and deconvolution analyses in Figures 6-7); moved out of the main figures to avoid duplication.</w:t>
       </w:r>
     </w:p>
     <w:p>
@@ -1224,7 +1224,7 @@
     </w:p>
     <w:p>
       <w:r>
-        <w:t>- Figure 6. Single-cell (GSE131907, 208,506 cells): programme enriched in malignant/tumour-derived epithelium (sample-level pseudobulk), cell-type localisation, malignant cell-state peak and proliferation link.</w:t>
+        <w:t>- Figure 6. Single-cell (GSE131907): patient-level (paired, 10 patients) enrichment of the signature in tumour-derived epithelium (7/9 genes FDR&lt;0.05), cell-type localisation, malignant cell-state peak and proliferation link.</w:t>
       </w:r>
     </w:p>
     <w:p>
